--- a/docs/Discussion_on_Semantic_Tube_Prediction.docx
+++ b/docs/Discussion_on_Semantic_Tube_Prediction.docx
@@ -147,6 +147,19 @@
             <w:rStyle w:val="Hyperlink"/>
           </w:rPr>
           <w:t>, 2026</w:t>
+        </w:r>
+      </w:hyperlink>
+    </w:p>
+    <w:p>
+      <w:r>
+        <w:t xml:space="preserve">[2] </w:t>
+      </w:r>
+      <w:hyperlink r:id="rId5" w:history="1">
+        <w:r>
+          <w:rPr>
+            <w:rStyle w:val="Hyperlink"/>
+          </w:rPr>
+          <w:t>Semantic Tube Prediction : Beating LLM Data Efficiency with JEPA, Hai Huang et al, 2026</w:t>
         </w:r>
       </w:hyperlink>
     </w:p>

--- a/docs/Discussion_on_Semantic_Tube_Prediction.docx
+++ b/docs/Discussion_on_Semantic_Tube_Prediction.docx
@@ -17,13 +17,31 @@
     </w:p>
     <w:p/>
     <w:p>
-      <w:r>
-        <w:t>Hai Huang wrote:</w:t>
+      <w:pPr>
+        <w:pStyle w:val="Heading1"/>
+      </w:pPr>
+      <w:r>
+        <w:t>Discussion on LinkedIn</w:t>
       </w:r>
     </w:p>
     <w:p/>
     <w:p>
       <w:r>
+        <w:rPr>
+          <w:b/>
+          <w:bCs/>
+          <w:i/>
+          <w:iCs/>
+        </w:rPr>
+        <w:t>Hai Huang wrote</w:t>
+      </w:r>
+      <w:r>
+        <w:t>:</w:t>
+      </w:r>
+    </w:p>
+    <w:p/>
+    <w:p>
+      <w:r>
         <w:t>We knew it worked, we just didn't know why: The origin of Semantic Tube Prediction.</w:t>
       </w:r>
     </w:p>
@@ -64,55 +82,80 @@
     <w:p/>
     <w:p>
       <w:r>
-        <w:t xml:space="preserve">Although empirically we had identified a good </w:t>
+        <w:t>Although empirically we had identified a good regularizer, at that time we had yet to understand why it worked. We brainstormed many hypotheses and designed experiments to validate them. One thing we tried that didn't work out (and wasn't put in the paper) was plotting t-SNE just like we did for LLM-JEPA. However, we didn't see the linear separation in the representation space, nor the simplified structure in the singular values.</w:t>
+      </w:r>
+    </w:p>
+    <w:p/>
+    <w:p>
+      <w:r>
+        <w:t>The real breakthrough stemmed from another simple idea: what if we first normalized the representation vectors, then drew the singular values chart? When we did, the simplified structure showed up again. That finding revealed that what matters is direction, not scale. This led to the Semantic Tube idea and the Geodesic Hypothesis.</w:t>
+      </w:r>
+    </w:p>
+    <w:p/>
+    <w:p>
+      <w:r>
+        <w:t>Finally, everything made sense.</w:t>
+      </w:r>
+    </w:p>
+    <w:p/>
+    <w:p>
+      <w:r>
+        <w:rPr>
+          <w:b/>
+          <w:bCs/>
+          <w:i/>
+          <w:iCs/>
+        </w:rPr>
+        <w:t>Derrick Hodge replied</w:t>
+      </w:r>
+      <w:r>
+        <w:t>:</w:t>
+      </w:r>
+    </w:p>
+    <w:p/>
+    <w:p>
+      <w:r>
+        <w:t>N</w:t>
+      </w:r>
+      <w:r>
+        <w:t xml:space="preserve">eural representations should be viewed through the lens of conformal projective geometry rather than Euclidean space. While we often analyze these models using Euclidean metrics, the underlying manifold is more accurately described by the Real Projective Space </w:t>
       </w:r>
       <w:proofErr w:type="spellStart"/>
       <w:r>
-        <w:t>regularizer</w:t>
+        <w:t>RP^d</w:t>
       </w:r>
       <w:proofErr w:type="spellEnd"/>
       <w:r>
-        <w:t>, at that time we had yet to understand why it worked. We brainstormed many hypotheses and designed experiments to validate them. One thing we tried that didn't work out (and wasn't put in the paper) was plotting t-SNE just like we did for LLM-JEPA. However, we didn't see the linear separation in the representation space, nor the simplified structure in the singular values.</w:t>
+        <w:t>. In this context, "rank collapse" to one or two dimensions is not a pathology; it is the emergence of the model's natural state on the null cone, where vectors function as rays.</w:t>
+      </w:r>
+    </w:p>
+    <w:p>
+      <w:r>
+        <w:t>Because the model integrates out scale (magnitude), semantic meaning is localized entirely in the angular direction. This process can be understood as a Renormalization Group (RG) flow, where the residual—captured by the W_2 (Wasserstein-2) metric—preserves the fundamental topological scale invariants of the data.</w:t>
       </w:r>
     </w:p>
     <w:p/>
     <w:p>
-      <w:r>
-        <w:t>The real breakthrough stemmed from another simple idea: what if we first normalized the representation vectors, then drew the singular values chart? When we did, the simplified structure showed up again. That finding revealed that what matters is direction, not scale. This led to the Semantic Tube idea and the Geodesic Hypothesis.</w:t>
+      <w:pPr>
+        <w:pStyle w:val="Heading1"/>
+      </w:pPr>
+      <w:r>
+        <w:t>Additional Details</w:t>
       </w:r>
     </w:p>
     <w:p/>
     <w:p>
-      <w:r>
-        <w:t>Finally, everything made sense.</w:t>
+      <w:pPr>
+        <w:pStyle w:val="Heading2"/>
+      </w:pPr>
+      <w:r>
+        <w:t>The Geodesic Hypothesis</w:t>
       </w:r>
     </w:p>
     <w:p/>
     <w:p>
       <w:r>
-        <w:t>Derrick Hodge replied:</w:t>
-      </w:r>
-    </w:p>
-    <w:p/>
-    <w:p>
-      <w:r>
-        <w:t>N</w:t>
-      </w:r>
-      <w:r>
-        <w:t xml:space="preserve">eural representations should be viewed through the lens of conformal projective geometry rather than Euclidean space. While we often analyze these models using Euclidean metrics, the underlying manifold is more accurately described by the Real Projective Space </w:t>
-      </w:r>
-      <w:proofErr w:type="spellStart"/>
-      <w:r>
-        <w:t>RP^d</w:t>
-      </w:r>
-      <w:proofErr w:type="spellEnd"/>
-      <w:r>
-        <w:t>. In this context, "rank collapse" to one or two dimensions is not a pathology; it is the emergence of the model's natural state on the null cone, where vectors function as rays.</w:t>
-      </w:r>
-    </w:p>
-    <w:p>
-      <w:r>
-        <w:t>Because the model integrates out scale (magnitude), semantic meaning is localized entirely in the angular direction. This process can be understood as a Renormalization Group (RG) flow, where the residual—captured by the W_2 (Wasserstein-2) metric—preserves the fundamental topological scale invariants of the data.</w:t>
+        <w:t xml:space="preserve">Hai Huang et al ([2]) posit that </w:t>
       </w:r>
     </w:p>
     <w:p/>
@@ -607,7 +650,6 @@
     <w:next w:val="Normal"/>
     <w:link w:val="Heading2Char"/>
     <w:uiPriority w:val="9"/>
-    <w:semiHidden/>
     <w:unhideWhenUsed/>
     <w:qFormat/>
     <w:rsid w:val="00BC2DD7"/>
@@ -821,7 +863,6 @@
     <w:basedOn w:val="DefaultParagraphFont"/>
     <w:link w:val="Heading2"/>
     <w:uiPriority w:val="9"/>
-    <w:semiHidden/>
     <w:rsid w:val="00BC2DD7"/>
     <w:rPr>
       <w:rFonts w:ascii="Calibri Light" w:eastAsiaTheme="majorEastAsia" w:hAnsi="Calibri Light" w:cstheme="majorBidi"/>
